--- a/data/revised_2026-10_full/outputs/v2/Biology/SS2.1_Plant_Nutrition/Biology_Plant_Nutrition_SummaryTable.docx
+++ b/data/revised_2026-10_full/outputs/v2/Biology/SS2.1_Plant_Nutrition/Biology_Plant_Nutrition_SummaryTable.docx
@@ -2156,7 +2156,7 @@
         </w:rPr>
         <w:t xml:space="preserve">© 2026 SeaVuria and ARES. This work is licensed under a </w:t>
       </w:r>
-      <w:hyperlink w:history="1" r:id="rIdnsnba_u1yakimup21brpx">
+      <w:hyperlink w:history="1" r:id="rIdzvxoehoax5sqeeimgf-og">
         <w:r>
           <w:rPr>
             <w:rFonts w:ascii="Arial" w:cs="Arial" w:eastAsia="Arial" w:hAnsi="Arial"/>
@@ -2176,7 +2176,7 @@
         </w:rPr>
         <w:t xml:space="preserve"> (</w:t>
       </w:r>
-      <w:hyperlink w:history="1" r:id="rId73t2ilqyh8lhhvqtupsyu">
+      <w:hyperlink w:history="1" r:id="rIdzna8eomjy0cvizj2t8wpc">
         <w:r>
           <w:rPr>
             <w:rFonts w:ascii="Arial" w:cs="Arial" w:eastAsia="Arial" w:hAnsi="Arial"/>
@@ -2196,7 +2196,7 @@
         </w:rPr>
         <w:t xml:space="preserve">). To view a copy of this license, visit </w:t>
       </w:r>
-      <w:hyperlink w:history="1" r:id="rIdsphddi0mnjjpeevqt9d_7">
+      <w:hyperlink w:history="1" r:id="rIdiip-o-6xq9q8u2wjrm9-z">
         <w:r>
           <w:rPr>
             <w:rFonts w:ascii="Arial" w:cs="Arial" w:eastAsia="Arial" w:hAnsi="Arial"/>
